--- a/Pembelajaran PeTIK/S 2/09 Database NoSQL/Semester 1/Pertemuan 07/Tugas Mandiri 07.docx
+++ b/Pembelajaran PeTIK/S 2/09 Database NoSQL/Semester 1/Pertemuan 07/Tugas Mandiri 07.docx
@@ -1586,29 +1586,7 @@
           <w:lang w:val="en-US"/>
         </w:rPr>
         <w:lastRenderedPageBreak/>
-        <w:t xml:space="preserve">Menghapus </w:t>
-      </w:r>
-      <w:r>
-        <w:rPr>
-          <w:rFonts w:asciiTheme="majorBidi" w:eastAsia="Times New Roman" w:hAnsiTheme="majorBidi" w:cstheme="majorBidi"/>
-          <w:bCs/>
-          <w:noProof/>
-          <w:sz w:val="24"/>
-          <w:szCs w:val="24"/>
-          <w:lang w:val="en-US"/>
-        </w:rPr>
-        <w:t xml:space="preserve">satu </w:t>
-      </w:r>
-      <w:r>
-        <w:rPr>
-          <w:rFonts w:asciiTheme="majorBidi" w:eastAsia="Times New Roman" w:hAnsiTheme="majorBidi" w:cstheme="majorBidi"/>
-          <w:bCs/>
-          <w:noProof/>
-          <w:sz w:val="24"/>
-          <w:szCs w:val="24"/>
-          <w:lang w:val="en-US"/>
-        </w:rPr>
-        <w:t>data area Dapur</w:t>
+        <w:t>Menghapus satu data area Dapur</w:t>
       </w:r>
     </w:p>
     <w:p>
@@ -2043,38 +2021,6 @@
           </wp:inline>
         </w:drawing>
       </w:r>
-    </w:p>
-    <w:p>
-      <w:pPr>
-        <w:pStyle w:val="ListParagraph"/>
-        <w:spacing w:after="160" w:line="259" w:lineRule="auto"/>
-        <w:rPr>
-          <w:rFonts w:asciiTheme="majorBidi" w:eastAsia="Times New Roman" w:hAnsiTheme="majorBidi" w:cstheme="majorBidi"/>
-          <w:bCs/>
-          <w:noProof/>
-          <w:sz w:val="24"/>
-          <w:szCs w:val="24"/>
-          <w:lang w:val="en-US"/>
-        </w:rPr>
-      </w:pPr>
-    </w:p>
-    <w:p>
-      <w:pPr>
-        <w:pStyle w:val="ListParagraph"/>
-        <w:numPr>
-          <w:ilvl w:val="0"/>
-          <w:numId w:val="3"/>
-        </w:numPr>
-        <w:spacing w:after="160" w:line="259" w:lineRule="auto"/>
-        <w:rPr>
-          <w:rFonts w:asciiTheme="majorBidi" w:eastAsia="Times New Roman" w:hAnsiTheme="majorBidi" w:cstheme="majorBidi"/>
-          <w:bCs/>
-          <w:noProof/>
-          <w:sz w:val="24"/>
-          <w:szCs w:val="24"/>
-          <w:lang w:val="en-US"/>
-        </w:rPr>
-      </w:pPr>
     </w:p>
     <w:sectPr>
       <w:headerReference w:type="default" r:id="rId24"/>
